--- a/Docs/SecurityDocs/AD04-APPLICATION FOR IMPORT LETTER OF CREDIT.docx
+++ b/Docs/SecurityDocs/AD04-APPLICATION FOR IMPORT LETTER OF CREDIT.docx
@@ -1,6 +1,6 @@
 
 <file path=word/document.xml><?xml version="1.0" encoding="utf-8"?>
-<w:document xmlns:wpc="http://schemas.microsoft.com/office/word/2010/wordprocessingCanvas" xmlns:cx="http://schemas.microsoft.com/office/drawing/2014/chartex" xmlns:cx1="http://schemas.microsoft.com/office/drawing/2015/9/8/chartex" xmlns:cx2="http://schemas.microsoft.com/office/drawing/2015/10/21/chartex" xmlns:cx3="http://schemas.microsoft.com/office/drawing/2016/5/9/chartex" xmlns:cx4="http://schemas.microsoft.com/office/drawing/2016/5/10/chartex" xmlns:cx5="http://schemas.microsoft.com/office/drawing/2016/5/11/chartex" xmlns:cx6="http://schemas.microsoft.com/office/drawing/2016/5/12/chartex" xmlns:cx7="http://schemas.microsoft.com/office/drawing/2016/5/13/chartex" xmlns:cx8="http://schemas.microsoft.com/office/drawing/2016/5/14/chartex" xmlns:mc="http://schemas.openxmlformats.org/markup-compatibility/2006" xmlns:aink="http://schemas.microsoft.com/office/drawing/2016/ink" xmlns:am3d="http://schemas.microsoft.com/office/drawing/2017/model3d" xmlns:o="urn:schemas-microsoft-com:office:office" xmlns:oel="http://schemas.microsoft.com/office/2019/extlst" xmlns:r="http://schemas.openxmlformats.org/officeDocument/2006/relationships" xmlns:m="http://schemas.openxmlformats.org/officeDocument/2006/math" xmlns:v="urn:schemas-microsoft-com:vml" xmlns:wp14="http://schemas.microsoft.com/office/word/2010/wordprocessingDrawing" xmlns:wp="http://schemas.openxmlformats.org/drawingml/2006/wordprocessingDrawing" xmlns:w10="urn:schemas-microsoft-com:office:word" xmlns:w="http://schemas.openxmlformats.org/wordprocessingml/2006/main" xmlns:w14="http://schemas.microsoft.com/office/word/2010/wordml" xmlns:w15="http://schemas.microsoft.com/office/word/2012/wordml" xmlns:w16cei="http://schemas.microsoft.com/office/word/2026/wordml/cei" xmlns:w16cex="http://schemas.microsoft.com/office/word/2018/wordml/cex" xmlns:w16cid="http://schemas.microsoft.com/office/word/2016/wordml/cid" xmlns:w16="http://schemas.microsoft.com/office/word/2018/wordml" xmlns:w16du="http://schemas.microsoft.com/office/word/2023/wordml/word16du" xmlns:w16sdtdh="http://schemas.microsoft.com/office/word/2020/wordml/sdtdatahash" xmlns:w16sdtfl="http://schemas.microsoft.com/office/word/2024/wordml/sdtformatlock" xmlns:w16se="http://schemas.microsoft.com/office/word/2015/wordml/symex" xmlns:wpg="http://schemas.microsoft.com/office/word/2010/wordprocessingGroup" xmlns:wpi="http://schemas.microsoft.com/office/word/2010/wordprocessingInk" xmlns:wne="http://schemas.microsoft.com/office/word/2006/wordml" xmlns:wps="http://schemas.microsoft.com/office/word/2010/wordprocessingShape" mc:Ignorable="w14 w15 w16se w16cid w16 w16cex w16sdtdh w16sdtfl w16du wp14">
+<w:document xmlns:wpc="http://schemas.microsoft.com/office/word/2010/wordprocessingCanvas" xmlns:cx="http://schemas.microsoft.com/office/drawing/2014/chartex" xmlns:cx1="http://schemas.microsoft.com/office/drawing/2015/9/8/chartex" xmlns:cx2="http://schemas.microsoft.com/office/drawing/2015/10/21/chartex" xmlns:cx3="http://schemas.microsoft.com/office/drawing/2016/5/9/chartex" xmlns:cx4="http://schemas.microsoft.com/office/drawing/2016/5/10/chartex" xmlns:cx5="http://schemas.microsoft.com/office/drawing/2016/5/11/chartex" xmlns:cx6="http://schemas.microsoft.com/office/drawing/2016/5/12/chartex" xmlns:cx7="http://schemas.microsoft.com/office/drawing/2016/5/13/chartex" xmlns:cx8="http://schemas.microsoft.com/office/drawing/2016/5/14/chartex" xmlns:mc="http://schemas.openxmlformats.org/markup-compatibility/2006" xmlns:aink="http://schemas.microsoft.com/office/drawing/2016/ink" xmlns:am3d="http://schemas.microsoft.com/office/drawing/2017/model3d" xmlns:o="urn:schemas-microsoft-com:office:office" xmlns:oel="http://schemas.microsoft.com/office/2019/extlst" xmlns:r="http://schemas.openxmlformats.org/officeDocument/2006/relationships" xmlns:m="http://schemas.openxmlformats.org/officeDocument/2006/math" xmlns:v="urn:schemas-microsoft-com:vml" xmlns:wp14="http://schemas.microsoft.com/office/word/2010/wordprocessingDrawing" xmlns:wp="http://schemas.openxmlformats.org/drawingml/2006/wordprocessingDrawing" xmlns:w10="urn:schemas-microsoft-com:office:word" xmlns:w="http://schemas.openxmlformats.org/wordprocessingml/2006/main" xmlns:w14="http://schemas.microsoft.com/office/word/2010/wordml" xmlns:w15="http://schemas.microsoft.com/office/word/2012/wordml" xmlns:w16cex="http://schemas.microsoft.com/office/word/2018/wordml/cex" xmlns:w16cid="http://schemas.microsoft.com/office/word/2016/wordml/cid" xmlns:w16="http://schemas.microsoft.com/office/word/2018/wordml" xmlns:w16du="http://schemas.microsoft.com/office/word/2023/wordml/word16du" xmlns:w16sdtdh="http://schemas.microsoft.com/office/word/2020/wordml/sdtdatahash" xmlns:w16sdtfl="http://schemas.microsoft.com/office/word/2024/wordml/sdtformatlock" xmlns:w16se="http://schemas.microsoft.com/office/word/2015/wordml/symex" xmlns:wpg="http://schemas.microsoft.com/office/word/2010/wordprocessingGroup" xmlns:wpi="http://schemas.microsoft.com/office/word/2010/wordprocessingInk" xmlns:wne="http://schemas.microsoft.com/office/word/2006/wordml" xmlns:wps="http://schemas.microsoft.com/office/word/2010/wordprocessingShape" mc:Ignorable="w14 w15 w16se w16cid w16 w16cex w16sdtdh w16sdtfl w16du wp14">
   <w:body>
     <w:p>
       <w:pPr>
@@ -76,10 +76,19 @@
       </w:pPr>
       <w:r>
         <w:rPr>
-          <w:sz w:val="28"/>
-          <w:szCs w:val="28"/>
-        </w:rPr>
-        <w:t>{{BRANCH_NAME}} Branch.</w:t>
+          <w:b/>
+          <w:bCs/>
+          <w:sz w:val="28"/>
+          <w:szCs w:val="28"/>
+        </w:rPr>
+        <w:t>{{BRANCH_NAME}}</w:t>
+      </w:r>
+      <w:r>
+        <w:rPr>
+          <w:sz w:val="28"/>
+          <w:szCs w:val="28"/>
+        </w:rPr>
+        <w:t xml:space="preserve"> Branch.</w:t>
       </w:r>
     </w:p>
     <w:p>
@@ -108,7 +117,23 @@
           <w:sz w:val="28"/>
           <w:szCs w:val="28"/>
         </w:rPr>
-        <w:t>correspondent bank at {{EXPIRY_PLACE_COUNTRY}} on the following terms and conditions:</w:t>
+        <w:t xml:space="preserve">correspondent bank at </w:t>
+      </w:r>
+      <w:r>
+        <w:rPr>
+          <w:b/>
+          <w:bCs/>
+          <w:sz w:val="28"/>
+          <w:szCs w:val="28"/>
+        </w:rPr>
+        <w:t>{{EXPIRY_PLACE_COUNTRY}}</w:t>
+      </w:r>
+      <w:r>
+        <w:rPr>
+          <w:sz w:val="28"/>
+          <w:szCs w:val="28"/>
+        </w:rPr>
+        <w:t xml:space="preserve"> on the following terms and conditions:</w:t>
       </w:r>
     </w:p>
     <w:tbl>
@@ -453,12 +478,16 @@
           <w:p>
             <w:pPr>
               <w:rPr>
-                <w:sz w:val="28"/>
-                <w:szCs w:val="28"/>
-              </w:rPr>
-            </w:pPr>
-            <w:r>
-              <w:rPr>
+                <w:b/>
+                <w:bCs/>
+                <w:sz w:val="28"/>
+                <w:szCs w:val="28"/>
+              </w:rPr>
+            </w:pPr>
+            <w:r>
+              <w:rPr>
+                <w:b/>
+                <w:bCs/>
                 <w:sz w:val="28"/>
                 <w:szCs w:val="28"/>
               </w:rPr>
@@ -560,12 +589,16 @@
           <w:p>
             <w:pPr>
               <w:rPr>
-                <w:sz w:val="28"/>
-                <w:szCs w:val="28"/>
-              </w:rPr>
-            </w:pPr>
-            <w:r>
-              <w:rPr>
+                <w:b/>
+                <w:bCs/>
+                <w:sz w:val="28"/>
+                <w:szCs w:val="28"/>
+              </w:rPr>
+            </w:pPr>
+            <w:r>
+              <w:rPr>
+                <w:b/>
+                <w:bCs/>
                 <w:sz w:val="28"/>
                 <w:szCs w:val="28"/>
               </w:rPr>
@@ -667,12 +700,16 @@
           <w:p>
             <w:pPr>
               <w:rPr>
-                <w:sz w:val="28"/>
-                <w:szCs w:val="28"/>
-              </w:rPr>
-            </w:pPr>
-            <w:r>
-              <w:rPr>
+                <w:b/>
+                <w:bCs/>
+                <w:sz w:val="28"/>
+                <w:szCs w:val="28"/>
+              </w:rPr>
+            </w:pPr>
+            <w:r>
+              <w:rPr>
+                <w:b/>
+                <w:bCs/>
                 <w:sz w:val="28"/>
                 <w:szCs w:val="28"/>
               </w:rPr>
@@ -782,12 +819,16 @@
           <w:p>
             <w:pPr>
               <w:rPr>
-                <w:sz w:val="28"/>
-                <w:szCs w:val="28"/>
-              </w:rPr>
-            </w:pPr>
-            <w:r>
-              <w:rPr>
+                <w:b/>
+                <w:bCs/>
+                <w:sz w:val="28"/>
+                <w:szCs w:val="28"/>
+              </w:rPr>
+            </w:pPr>
+            <w:r>
+              <w:rPr>
+                <w:b/>
+                <w:bCs/>
                 <w:sz w:val="28"/>
                 <w:szCs w:val="28"/>
               </w:rPr>
@@ -1090,12 +1131,16 @@
           <w:p>
             <w:pPr>
               <w:rPr>
-                <w:sz w:val="28"/>
-                <w:szCs w:val="28"/>
-              </w:rPr>
-            </w:pPr>
-            <w:r>
-              <w:rPr>
+                <w:b/>
+                <w:bCs/>
+                <w:sz w:val="28"/>
+                <w:szCs w:val="28"/>
+              </w:rPr>
+            </w:pPr>
+            <w:r>
+              <w:rPr>
+                <w:b/>
+                <w:bCs/>
                 <w:sz w:val="28"/>
                 <w:szCs w:val="28"/>
               </w:rPr>
@@ -2186,12 +2231,16 @@
           <w:p>
             <w:pPr>
               <w:rPr>
-                <w:sz w:val="28"/>
-                <w:szCs w:val="28"/>
-              </w:rPr>
-            </w:pPr>
-            <w:r>
-              <w:rPr>
+                <w:b/>
+                <w:bCs/>
+                <w:sz w:val="28"/>
+                <w:szCs w:val="28"/>
+              </w:rPr>
+            </w:pPr>
+            <w:r>
+              <w:rPr>
+                <w:b/>
+                <w:bCs/>
                 <w:sz w:val="28"/>
                 <w:szCs w:val="28"/>
               </w:rPr>
@@ -2309,12 +2358,16 @@
           <w:p>
             <w:pPr>
               <w:rPr>
-                <w:sz w:val="28"/>
-                <w:szCs w:val="28"/>
-              </w:rPr>
-            </w:pPr>
-            <w:r>
-              <w:rPr>
+                <w:b/>
+                <w:bCs/>
+                <w:sz w:val="28"/>
+                <w:szCs w:val="28"/>
+              </w:rPr>
+            </w:pPr>
+            <w:r>
+              <w:rPr>
+                <w:b/>
+                <w:bCs/>
                 <w:sz w:val="28"/>
                 <w:szCs w:val="28"/>
               </w:rPr>
@@ -2416,12 +2469,16 @@
           <w:p>
             <w:pPr>
               <w:rPr>
-                <w:sz w:val="28"/>
-                <w:szCs w:val="28"/>
-              </w:rPr>
-            </w:pPr>
-            <w:r>
-              <w:rPr>
+                <w:b/>
+                <w:bCs/>
+                <w:sz w:val="28"/>
+                <w:szCs w:val="28"/>
+              </w:rPr>
+            </w:pPr>
+            <w:r>
+              <w:rPr>
+                <w:b/>
+                <w:bCs/>
                 <w:sz w:val="28"/>
                 <w:szCs w:val="28"/>
               </w:rPr>
@@ -2524,12 +2581,16 @@
           <w:p>
             <w:pPr>
               <w:rPr>
-                <w:sz w:val="28"/>
-                <w:szCs w:val="28"/>
-              </w:rPr>
-            </w:pPr>
-            <w:r>
-              <w:rPr>
+                <w:b/>
+                <w:bCs/>
+                <w:sz w:val="28"/>
+                <w:szCs w:val="28"/>
+              </w:rPr>
+            </w:pPr>
+            <w:r>
+              <w:rPr>
+                <w:b/>
+                <w:bCs/>
                 <w:sz w:val="28"/>
                 <w:szCs w:val="28"/>
               </w:rPr>
@@ -2539,12 +2600,16 @@
           <w:p>
             <w:pPr>
               <w:rPr>
-                <w:sz w:val="28"/>
-                <w:szCs w:val="28"/>
-              </w:rPr>
-            </w:pPr>
-            <w:r>
-              <w:rPr>
+                <w:b/>
+                <w:bCs/>
+                <w:sz w:val="28"/>
+                <w:szCs w:val="28"/>
+              </w:rPr>
+            </w:pPr>
+            <w:r>
+              <w:rPr>
+                <w:b/>
+                <w:bCs/>
                 <w:sz w:val="28"/>
                 <w:szCs w:val="28"/>
               </w:rPr>
@@ -2554,6 +2619,8 @@
           <w:p>
             <w:pPr>
               <w:rPr>
+                <w:b/>
+                <w:bCs/>
                 <w:sz w:val="28"/>
                 <w:szCs w:val="28"/>
               </w:rPr>
@@ -2856,7 +2923,55 @@
                 <w:sz w:val="28"/>
                 <w:szCs w:val="28"/>
               </w:rPr>
-              <w:t xml:space="preserve"> Full set of signed 'Clean' Onboard' Negotiable Bill of Lading to the order of Union Bank of India, {{BRANCH_NAME}} Branch {{BORROWER_ADDRESS}} and Notify {{BORROWER_NAME}}, {{BORROWER_ADDRESS}} marked freight prepaid / payable at destination.</w:t>
+              <w:t xml:space="preserve"> Full set of signed 'Clean' Onboard' Negotiable Bill of Lading to the order of Union Bank of India, </w:t>
+            </w:r>
+            <w:r>
+              <w:rPr>
+                <w:b/>
+                <w:bCs/>
+                <w:sz w:val="28"/>
+                <w:szCs w:val="28"/>
+              </w:rPr>
+              <w:t>{{BRANCH_NAME}}</w:t>
+            </w:r>
+            <w:r>
+              <w:rPr>
+                <w:sz w:val="28"/>
+                <w:szCs w:val="28"/>
+              </w:rPr>
+              <w:t xml:space="preserve"> Branch </w:t>
+            </w:r>
+            <w:r>
+              <w:rPr>
+                <w:b/>
+                <w:bCs/>
+                <w:sz w:val="28"/>
+                <w:szCs w:val="28"/>
+              </w:rPr>
+              <w:t>{{BORROWER_ADDRESS}}</w:t>
+            </w:r>
+            <w:r>
+              <w:rPr>
+                <w:sz w:val="28"/>
+                <w:szCs w:val="28"/>
+              </w:rPr>
+              <w:t xml:space="preserve"> and Notify </w:t>
+            </w:r>
+            <w:r>
+              <w:rPr>
+                <w:b/>
+                <w:bCs/>
+                <w:sz w:val="28"/>
+                <w:szCs w:val="28"/>
+              </w:rPr>
+              <w:t>{{BORROWER_NAME}}, {{BORROWER_ADDRESS}}</w:t>
+            </w:r>
+            <w:r>
+              <w:rPr>
+                <w:sz w:val="28"/>
+                <w:szCs w:val="28"/>
+              </w:rPr>
+              <w:t xml:space="preserve"> marked freight prepaid / payable at destination.</w:t>
             </w:r>
             <w:r>
               <w:rPr>
@@ -2919,6 +3034,8 @@
             </w:r>
             <w:r>
               <w:rPr>
+                <w:b/>
+                <w:bCs/>
                 <w:sz w:val="28"/>
                 <w:szCs w:val="28"/>
               </w:rPr>
@@ -2951,6 +3068,7 @@
                 <w:sz w:val="28"/>
                 <w:szCs w:val="28"/>
               </w:rPr>
+              <w:lastRenderedPageBreak/>
               <w:t>[</w:t>
             </w:r>
             <w:r>
@@ -3017,7 +3135,6 @@
                 <w:sz w:val="28"/>
                 <w:szCs w:val="28"/>
               </w:rPr>
-              <w:lastRenderedPageBreak/>
               <w:t>[</w:t>
             </w:r>
             <w:r>
@@ -3369,22 +3486,29 @@
                 <w:sz w:val="28"/>
                 <w:szCs w:val="28"/>
               </w:rPr>
-              <w:t>&gt; Must not contain indication 'intended' or similar qualification in relation to the vessel or other means of transport or port of loading or port of discharge</w:t>
-            </w:r>
-          </w:p>
-          <w:p>
-            <w:pPr>
-              <w:rPr>
-                <w:sz w:val="28"/>
-                <w:szCs w:val="28"/>
-              </w:rPr>
-            </w:pPr>
+              <w:t xml:space="preserve">&gt; Must not contain indication 'intended' or similar qualification in relation to the vessel or other </w:t>
+            </w:r>
             <w:r>
               <w:rPr>
                 <w:sz w:val="28"/>
                 <w:szCs w:val="28"/>
               </w:rPr>
               <w:lastRenderedPageBreak/>
+              <w:t>means of transport or port of loading or port of discharge</w:t>
+            </w:r>
+          </w:p>
+          <w:p>
+            <w:pPr>
+              <w:rPr>
+                <w:sz w:val="28"/>
+                <w:szCs w:val="28"/>
+              </w:rPr>
+            </w:pPr>
+            <w:r>
+              <w:rPr>
+                <w:sz w:val="28"/>
+                <w:szCs w:val="28"/>
+              </w:rPr>
               <w:t>&gt; Must be issued by the Carrier or his agent and not by the freight forwarder.</w:t>
             </w:r>
             <w:r>
@@ -3665,6 +3789,7 @@
                 <w:sz w:val="28"/>
                 <w:szCs w:val="28"/>
               </w:rPr>
+              <w:lastRenderedPageBreak/>
               <w:t>will not be accepted as an original document even if it is marked as original or appears to have been authenticated</w:t>
             </w:r>
           </w:p>
@@ -4225,12 +4350,16 @@
           <w:p>
             <w:pPr>
               <w:rPr>
-                <w:sz w:val="28"/>
-                <w:szCs w:val="28"/>
-              </w:rPr>
-            </w:pPr>
-            <w:r>
-              <w:rPr>
+                <w:b/>
+                <w:bCs/>
+                <w:sz w:val="28"/>
+                <w:szCs w:val="28"/>
+              </w:rPr>
+            </w:pPr>
+            <w:r>
+              <w:rPr>
+                <w:b/>
+                <w:bCs/>
                 <w:sz w:val="28"/>
                 <w:szCs w:val="28"/>
               </w:rPr>
@@ -4373,6 +4502,7 @@
           <w:sz w:val="28"/>
           <w:szCs w:val="28"/>
         </w:rPr>
+        <w:lastRenderedPageBreak/>
         <w:t>c) Instructions relating percentage of tolerance is with reference to the amount of credit. Quantity and Unit prices, if not specified separately, it should extent to all matters at the same percentages.</w:t>
       </w:r>
     </w:p>
@@ -4389,7 +4519,6 @@
           <w:sz w:val="28"/>
           <w:szCs w:val="28"/>
         </w:rPr>
-        <w:lastRenderedPageBreak/>
         <w:t xml:space="preserve">d) It is understood that in view of the provisions of uniform customs and practice for documentary credits as contained in the International Chamber </w:t>
       </w:r>
       <w:proofErr w:type="gramStart"/>
@@ -4549,15 +4678,8 @@
           <w:sz w:val="28"/>
           <w:szCs w:val="28"/>
         </w:rPr>
-        <w:t xml:space="preserve">Notwithstanding any claims or defences or disputes that I/we have/may have with the beneficiary or its nominees, I/We hereby agree and undertake to accept and pay all bills of exchange drawn and purported to be drawn pursuant to the terms of the credit and take up and pay for all the </w:t>
-      </w:r>
-      <w:r>
-        <w:rPr>
-          <w:sz w:val="28"/>
-          <w:szCs w:val="28"/>
-        </w:rPr>
         <w:lastRenderedPageBreak/>
-        <w:t xml:space="preserve">documents negotiated thereunder in accordance with the terms thereof, as also for any disbursement made or liability incurred by you or your nominees or any party/bank to the credit for my/our account under the Letter of Credit, together with interest, costs, charges and expenses due to you in respect thereof as hereinafter mentioned. It is agreed and understood that my/our obligations under the bills of exchange have always been and will always be construed independent of obligations as applicant for the credit. </w:t>
+        <w:t xml:space="preserve">Notwithstanding any claims or defences or disputes that I/we have/may have with the beneficiary or its nominees, I/We hereby agree and undertake to accept and pay all bills of exchange drawn and purported to be drawn pursuant to the terms of the credit and take up and pay for all the documents negotiated thereunder in accordance with the terms thereof, as also for any disbursement made or liability incurred by you or your nominees or any party/bank to the credit for my/our account under the Letter of Credit, together with interest, costs, charges and expenses due to you in respect thereof as hereinafter mentioned. It is agreed and understood that my/our obligations under the bills of exchange have always been and will always be construed independent of obligations as applicant for the credit. </w:t>
       </w:r>
     </w:p>
     <w:p>
@@ -4674,7 +4796,7 @@
           <w:sz w:val="28"/>
           <w:szCs w:val="28"/>
         </w:rPr>
-        <w:t xml:space="preserve"> indemnity basis) customs duty, penalty, demurrage, storage charges, clearing and forwarding charges and all other charges and expenses which you may be put to or suffer or incur in connection with the goods and / or the documents of title to goods covered by the Credit including for re-shipment thereof for any reasons whatsoever or in the exercise or enforcement of any right or power hereby conferred or otherwise howsoever, and further agree and undertake to hold you safe and </w:t>
+        <w:t xml:space="preserve"> indemnity basis) customs duty, penalty, demurrage, storage charges, clearing and forwarding charges and all other charges and expenses which you may be put to or suffer or incur in connection with the goods </w:t>
       </w:r>
       <w:r>
         <w:rPr>
@@ -4682,7 +4804,7 @@
           <w:szCs w:val="28"/>
         </w:rPr>
         <w:lastRenderedPageBreak/>
-        <w:t xml:space="preserve">harmless and keep you indemnified against any claim, action or proceeding made or brought against you, your correspondents or agents as also against any liability or loss incurred or suffered by you, your correspondents or agents by reason of your having established the Credit pursuant to my/our application or otherwise howsoever in the premises. Without prejudice to above, our indemnity to you under the credit covers and shall always over all claims, obligations and responsibilities arising out </w:t>
+        <w:t xml:space="preserve">and / or the documents of title to goods covered by the Credit including for re-shipment thereof for any reasons whatsoever or in the exercise or enforcement of any right or power hereby conferred or otherwise howsoever, and further agree and undertake to hold you safe and harmless and keep you indemnified against any claim, action or proceeding made or brought against you, your correspondents or agents as also against any liability or loss incurred or suffered by you, your correspondents or agents by reason of your having established the Credit pursuant to my/our application or otherwise howsoever in the premises. Without prejudice to above, our indemnity to you under the credit covers and shall always over all claims, obligations and responsibilities arising out </w:t>
       </w:r>
       <w:proofErr w:type="gramStart"/>
       <w:r>
@@ -4834,15 +4956,8 @@
           <w:sz w:val="28"/>
           <w:szCs w:val="28"/>
         </w:rPr>
-        <w:t xml:space="preserve">(iv) It is agreed and understood that the right of indemnification granted in your favour by me/us shall be absolute and unconditional and such right shall accrue forthwith on payment of amounts due and payable under the credit to the beneficiary by your bank and in the event of my/our failure to </w:t>
-      </w:r>
-      <w:r>
-        <w:rPr>
-          <w:sz w:val="28"/>
-          <w:szCs w:val="28"/>
-        </w:rPr>
         <w:lastRenderedPageBreak/>
-        <w:t xml:space="preserve">reimburse your bank within two days of demand from you of the amounts so paid by you under credit, you shall be entitled to in your sole and absolute discretion to debit any of my/our accounts with you or consolidate any or all my/our accounts, set off and appropriate all the money that are /may become due to me/us from you. Consequent on such debit all amounts that remain due and payable by me/us shall be treated as cash credit granted to me/us and shall become due and payable by me/us together with interest at the rates or rates as may be applied by you at your sole and absolute subject to minimum of Union Bank of India Bench Mark prime Lending Rate in force from time to time. </w:t>
+        <w:t xml:space="preserve">(iv) It is agreed and understood that the right of indemnification granted in your favour by me/us shall be absolute and unconditional and such right shall accrue forthwith on payment of amounts due and payable under the credit to the beneficiary by your bank and in the event of my/our failure to reimburse your bank within two days of demand from you of the amounts so paid by you under credit, you shall be entitled to in your sole and absolute discretion to debit any of my/our accounts with you or consolidate any or all my/our accounts, set off and appropriate all the money that are /may become due to me/us from you. Consequent on such debit all amounts that remain due and payable by me/us shall be treated as cash credit granted to me/us and shall become due and payable by me/us together with interest at the rates or rates as may be applied by you at your sole and absolute subject to minimum of Union Bank of India Bench Mark prime Lending Rate in force from time to time. </w:t>
       </w:r>
     </w:p>
     <w:p>
@@ -4915,7 +5030,15 @@
           <w:sz w:val="28"/>
           <w:szCs w:val="28"/>
         </w:rPr>
-        <w:t xml:space="preserve"> Such conversion when made from time to time shall be fully and completely binding on me/us. Our above irrevocable authority to you will also hold and apply whereby you are to establish usance letters of credit on our behalf. </w:t>
+        <w:t xml:space="preserve"> Such conversion when made from time to time shall be fully and completely </w:t>
+      </w:r>
+      <w:r>
+        <w:rPr>
+          <w:sz w:val="28"/>
+          <w:szCs w:val="28"/>
+        </w:rPr>
+        <w:lastRenderedPageBreak/>
+        <w:t xml:space="preserve">binding on me/us. Our above irrevocable authority to you will also hold and apply whereby you are to establish usance letters of credit on our behalf. </w:t>
       </w:r>
     </w:p>
     <w:p>
@@ -4932,7 +5055,6 @@
           <w:sz w:val="28"/>
           <w:szCs w:val="28"/>
         </w:rPr>
-        <w:lastRenderedPageBreak/>
         <w:t xml:space="preserve">ii) Without prejudice to your rights to claim from me/us in the currency of payment, the rate of exchange applicable to such conversion of the foreign currency amount into Indian rupees shall </w:t>
       </w:r>
       <w:proofErr w:type="gramStart"/>
@@ -5081,7 +5203,7 @@
           <w:sz w:val="28"/>
           <w:szCs w:val="28"/>
         </w:rPr>
-        <w:t xml:space="preserve">I/We further agree that you shall have a pledge upon all goods and documents of title to goods and other documents covered under the Credit which may have been already delivered or shall be hereafter delivered into your possession or into the possession of your agents by me/us or by any person, firm or company on my/our behalf as a result of your opening the credit in connection with the transaction there under; as security for all payments which may be made by your correspondents or agents under the Credit for my/our account as also for any liability whatsoever incurred or which may be hereafter incurred by you or your correspondents or agents as a result of the opening of this Credit, together with interest, costs, charges and expenses as hereinabove mentioned. It </w:t>
+        <w:t xml:space="preserve">I/We further agree that you shall have a pledge upon all goods and documents of title to goods and other documents covered under the Credit which may have been already delivered or shall be hereafter delivered into your possession or into the possession of your agents by me/us or by any person, firm or company on my/our behalf as a result of your opening the credit in connection with the transaction there under; as security for all payments which may be made by your correspondents or agents under the Credit for my/our account as also for any liability </w:t>
       </w:r>
       <w:r>
         <w:rPr>
@@ -5089,7 +5211,7 @@
           <w:szCs w:val="28"/>
         </w:rPr>
         <w:lastRenderedPageBreak/>
-        <w:t xml:space="preserve">is understood that the security so given shall not only be security for the amounts due under credit but also for any monies that are/may become due and payable by me/us to or in connection with any of my/our account with you. </w:t>
+        <w:t xml:space="preserve">whatsoever incurred or which may be hereafter incurred by you or your correspondents or agents as a result of the opening of this Credit, together with interest, costs, charges and expenses as hereinabove mentioned. It is understood that the security so given shall not only be security for the amounts due under credit but also for any monies that are/may become due and payable by me/us to or in connection with any of my/our account with you. </w:t>
       </w:r>
     </w:p>
     <w:p>
@@ -5109,7 +5231,7 @@
           <w:sz w:val="28"/>
           <w:szCs w:val="28"/>
         </w:rPr>
-        <w:t xml:space="preserve">In addition to the rights conferred on your bank under these presents in the event of my/our committing a default in making due payment of any bill drawn or purported to be drawn under the Credit or in making reimbursement on demand of any payment made by you for my/our account in respect of any liability that may be suffered or incurred by you or your correspondents or agents under or in connection with the Credit, then you shall be entitled without prejudice to any of your right and without notice to me/us (which I/We hereby expressly waive) to sell the goods covered under the credit (the said "goods") whether before or after the arrival, either by public auction or tender or by private contracts and subject to such conditions as you may deem fit to impose or after their arrival either by public auction or tender or by private contract and subject to such conditions as you may deem fit to impose or otherwise dispose of or deal with the said goods or any part thereof and or with the relative documents of title to goods in any manner whatsoever, without being bound to exercise any of these powers or liable for any loss in the exercise or non-exercise thereof. The net proceeds realized from sale of the said goods or transfer of any documents of title, remaining after deducting there from the costs are expenses of any incidental to such sale or transfer, shall be applied in or towards payments or satisfaction of the amount(s) due to you in respect of any payment or disbursement made by you under the Credit for my / our account and interest thereon and all costs, charges and expenses as hereinabove mentioned. I/We agree to accept Bank's account of sale or realization as conclusive evidence both in and out of court as to the amount(s) realized and expenses incurred, and to pay forthwith any shortfall or deficiency remaining after such application. I/We further agree that you shall not be liable to me/us for any loss which may occur pending sale or disposal of the goods and/or documents of title to goods, whether by reason of theft, damage, </w:t>
+        <w:t xml:space="preserve">In addition to the rights conferred on your bank under these presents in the event of my/our committing a default in making due payment of any bill drawn or purported to be drawn under the Credit or in making reimbursement on demand of any payment made by you for my/our account in respect of any liability that may be suffered or incurred by you or your correspondents or agents under or in connection with the Credit, then you shall be entitled without prejudice to any of your right and without notice to me/us (which I/We hereby expressly waive) to sell the goods covered under the credit (the said "goods") whether before or after the arrival, either by public auction or tender or by private contracts and subject to such conditions as you may deem fit to impose or after their arrival either by public auction or tender or by private contract and subject to such conditions as you may deem fit to impose or otherwise dispose of or deal with the said goods or any part thereof and or with the relative documents of title to goods in any manner whatsoever, without being bound to exercise any of these powers or liable for any loss in the exercise or non-exercise thereof. The net proceeds realized from sale of the said goods or transfer of any documents of title, remaining after deducting there from the costs are expenses of any incidental to such sale or transfer, shall be applied in or towards payments or satisfaction of the amount(s) due to you in respect of any payment or disbursement made by you under the Credit for my / our account and interest thereon and all costs, charges and expenses as hereinabove mentioned. I/We agree to accept Bank's account of sale or realization as conclusive evidence both in and out of court as to the amount(s) realized and expenses incurred, and to pay forthwith any shortfall or deficiency remaining after such application. I/We further agree that you shall not be liable to me/us for any </w:t>
       </w:r>
       <w:r>
         <w:rPr>
@@ -5117,7 +5239,7 @@
           <w:szCs w:val="28"/>
         </w:rPr>
         <w:lastRenderedPageBreak/>
-        <w:t xml:space="preserve">deterioration or decay of the goods or depreciation in the value thereof or otherwise whatsoever be the cause. </w:t>
+        <w:t xml:space="preserve">loss which may occur pending sale or disposal of the goods and/or documents of title to goods, whether by reason of theft, damage, deterioration or decay of the goods or depreciation in the value thereof or otherwise whatsoever be the cause. </w:t>
       </w:r>
     </w:p>
     <w:p>
@@ -5181,7 +5303,15 @@
           <w:sz w:val="28"/>
           <w:szCs w:val="28"/>
         </w:rPr>
-        <w:t xml:space="preserve">It is understood that the transmission of all instructions and communications under the above Credit and the shipping of documents and goods here under is entirely at my/our risk. You and your correspondents or agents shall not be responsible for any error or delay in such transmission or loss or delay in delivery of the documents or the goods nor shall you or your correspondents or agents be liable in any respect beyond ensuring that the bill(s) drawn under the Credit and the relative documents covered there under purport to comply with the terms and conditions of the Credit. For the said purpose the correspondents or agents employed by you shall for all purposes be deemed to have been appointed by me / us. </w:t>
+        <w:t xml:space="preserve">It is understood that the transmission of all instructions and communications under the above Credit and the shipping of documents and goods here under is entirely at my/our risk. You and your correspondents or agents shall not be responsible for any error or delay in such transmission or loss or delay in delivery of the documents or the goods nor shall you or your correspondents or agents be liable in any respect beyond ensuring that the bill(s) drawn under the Credit and the relative documents covered there under purport to comply with the terms and conditions of the Credit. For the said purpose the correspondents or </w:t>
+      </w:r>
+      <w:r>
+        <w:rPr>
+          <w:sz w:val="28"/>
+          <w:szCs w:val="28"/>
+        </w:rPr>
+        <w:lastRenderedPageBreak/>
+        <w:t xml:space="preserve">agents employed by you shall for all purposes be deemed to have been appointed by me / us. </w:t>
       </w:r>
     </w:p>
     <w:p>
@@ -5206,7 +5336,6 @@
           <w:sz w:val="28"/>
           <w:szCs w:val="28"/>
         </w:rPr>
-        <w:lastRenderedPageBreak/>
         <w:t xml:space="preserve">I/We have made adequate arrangements for retiring the bills under the Credit and do not contemplate to seek any financial assistance from you for the purpose. </w:t>
       </w:r>
     </w:p>
@@ -5457,7 +5586,31 @@
           <w:sz w:val="28"/>
           <w:szCs w:val="28"/>
         </w:rPr>
-        <w:t xml:space="preserve">EXCEPT AS OTHERWISE EXPRESSLY STATED TO THIS CREDIT IS TO BE OPENED SUBJECT TO THE UNIFORM CUSTOMS AND PRACTICE FOR </w:t>
+        <w:lastRenderedPageBreak/>
+        <w:t>EXCEPT AS OTHERWISE EXPRESSLY STATED TO THIS CREDIT IS TO BE OPENED SUBJECT TO THE UNIFORM CUSTOMS AND PRACTICE FOR DOCUMENTARY CREDITS AS CONTAINED IN THE INTERNATIONAL CHAMBER OF COMMERCE PUBLICATION NO.600 AS AMENDED FROM TIME TO TIME AND MY/OUR CONTRACTUAL RELATIONSHIP WITH YOU OR YOUR NOMINEES IF GOVERNED AND CONSTRUED IN TERMS THEREOF, WITHOUT PREJUDICE, TO ANY RIGHTS THAT YOU HAVE UNDER PRESENTS AND ANY LAW IN INDIA</w:t>
+      </w:r>
+      <w:r>
+        <w:rPr>
+          <w:sz w:val="28"/>
+          <w:szCs w:val="28"/>
+        </w:rPr>
+        <w:t xml:space="preserve">. </w:t>
+      </w:r>
+    </w:p>
+    <w:p>
+      <w:pPr>
+        <w:jc w:val="both"/>
+        <w:rPr>
+          <w:sz w:val="28"/>
+          <w:szCs w:val="28"/>
+        </w:rPr>
+      </w:pPr>
+      <w:r>
+        <w:rPr>
+          <w:sz w:val="28"/>
+          <w:szCs w:val="28"/>
+        </w:rPr>
+        <w:t xml:space="preserve">Licence No.: </w:t>
       </w:r>
       <w:r>
         <w:rPr>
@@ -5466,32 +5619,71 @@
           <w:sz w:val="28"/>
           <w:szCs w:val="28"/>
         </w:rPr>
-        <w:lastRenderedPageBreak/>
-        <w:t>DOCUMENTARY CREDITS AS CONTAINED IN THE INTERNATIONAL CHAMBER OF COMMERCE PUBLICATION NO.600 AS AMENDED FROM TIME TO TIME AND MY/OUR CONTRACTUAL RELATIONSHIP WITH YOU OR YOUR NOMINEES IF GOVERNED AND CONSTRUED IN TERMS THEREOF, WITHOUT PREJUDICE, TO ANY RIGHTS THAT YOU HAVE UNDER PRESENTS AND ANY LAW IN INDIA</w:t>
-      </w:r>
-      <w:r>
-        <w:rPr>
-          <w:sz w:val="28"/>
-          <w:szCs w:val="28"/>
-        </w:rPr>
-        <w:t xml:space="preserve">. </w:t>
+        <w:t>{{IMPORT_LICENCE_NO}}</w:t>
+      </w:r>
+      <w:r>
+        <w:rPr>
+          <w:sz w:val="28"/>
+          <w:szCs w:val="28"/>
+        </w:rPr>
+        <w:t xml:space="preserve"> dt. </w:t>
+      </w:r>
+      <w:r>
+        <w:rPr>
+          <w:b/>
+          <w:bCs/>
+          <w:sz w:val="28"/>
+          <w:szCs w:val="28"/>
+        </w:rPr>
+        <w:t>{{IMPORT_LICENCE_DATE}}</w:t>
+      </w:r>
+      <w:r>
+        <w:rPr>
+          <w:sz w:val="28"/>
+          <w:szCs w:val="28"/>
+        </w:rPr>
+        <w:t xml:space="preserve"> For Rs. </w:t>
+      </w:r>
+      <w:r>
+        <w:rPr>
+          <w:b/>
+          <w:bCs/>
+          <w:sz w:val="28"/>
+          <w:szCs w:val="28"/>
+        </w:rPr>
+        <w:t>{{IMPORT_LICENCE_AMOUNT}}</w:t>
+      </w:r>
+      <w:r>
+        <w:rPr>
+          <w:sz w:val="28"/>
+          <w:szCs w:val="28"/>
+        </w:rPr>
+        <w:t xml:space="preserve"> Valid up to: </w:t>
+      </w:r>
+      <w:r>
+        <w:rPr>
+          <w:b/>
+          <w:bCs/>
+          <w:sz w:val="28"/>
+          <w:szCs w:val="28"/>
+        </w:rPr>
+        <w:t>{{IMPORT_LICENCE_VALID_UPTO}}</w:t>
+      </w:r>
+      <w:r>
+        <w:rPr>
+          <w:sz w:val="28"/>
+          <w:szCs w:val="28"/>
+        </w:rPr>
+        <w:t xml:space="preserve"> </w:t>
       </w:r>
     </w:p>
     <w:p>
       <w:pPr>
-        <w:jc w:val="both"/>
-        <w:rPr>
-          <w:sz w:val="28"/>
-          <w:szCs w:val="28"/>
-        </w:rPr>
-      </w:pPr>
-      <w:r>
-        <w:rPr>
-          <w:sz w:val="28"/>
-          <w:szCs w:val="28"/>
-        </w:rPr>
-        <w:t xml:space="preserve">Licence No.: {{IMPORT_LICENCE_NO}} dt. {{IMPORT_LICENCE_DATE}} For Rs. {{IMPORT_LICENCE_AMOUNT}} Valid up to: {{IMPORT_LICENCE_VALID_UPTO}} </w:t>
-      </w:r>
+        <w:rPr>
+          <w:sz w:val="28"/>
+          <w:szCs w:val="28"/>
+        </w:rPr>
+      </w:pPr>
     </w:p>
     <w:p>
       <w:pPr>
@@ -5500,23 +5692,26 @@
           <w:szCs w:val="28"/>
         </w:rPr>
       </w:pPr>
-    </w:p>
-    <w:p>
-      <w:pPr>
-        <w:rPr>
-          <w:sz w:val="28"/>
-          <w:szCs w:val="28"/>
-        </w:rPr>
-      </w:pPr>
-      <w:r>
-        <w:rPr>
-          <w:sz w:val="28"/>
-          <w:szCs w:val="28"/>
-        </w:rPr>
-        <w:t xml:space="preserve">Date: {{DATE}} </w:t>
-      </w:r>
-      <w:r>
-        <w:rPr>
+      <w:r>
+        <w:rPr>
+          <w:sz w:val="28"/>
+          <w:szCs w:val="28"/>
+        </w:rPr>
+        <w:t xml:space="preserve">Date: </w:t>
+      </w:r>
+      <w:r>
+        <w:rPr>
+          <w:b/>
+          <w:bCs/>
+          <w:sz w:val="28"/>
+          <w:szCs w:val="28"/>
+        </w:rPr>
+        <w:t xml:space="preserve">{{DATE}} </w:t>
+      </w:r>
+      <w:r>
+        <w:rPr>
+          <w:b/>
+          <w:bCs/>
           <w:sz w:val="28"/>
           <w:szCs w:val="28"/>
         </w:rPr>
@@ -5626,7 +5821,7 @@
 </file>
 
 <file path=word/endnotes.xml><?xml version="1.0" encoding="utf-8"?>
-<w:endnotes xmlns:wpc="http://schemas.microsoft.com/office/word/2010/wordprocessingCanvas" xmlns:cx="http://schemas.microsoft.com/office/drawing/2014/chartex" xmlns:cx1="http://schemas.microsoft.com/office/drawing/2015/9/8/chartex" xmlns:cx2="http://schemas.microsoft.com/office/drawing/2015/10/21/chartex" xmlns:cx3="http://schemas.microsoft.com/office/drawing/2016/5/9/chartex" xmlns:cx4="http://schemas.microsoft.com/office/drawing/2016/5/10/chartex" xmlns:cx5="http://schemas.microsoft.com/office/drawing/2016/5/11/chartex" xmlns:cx6="http://schemas.microsoft.com/office/drawing/2016/5/12/chartex" xmlns:cx7="http://schemas.microsoft.com/office/drawing/2016/5/13/chartex" xmlns:cx8="http://schemas.microsoft.com/office/drawing/2016/5/14/chartex" xmlns:mc="http://schemas.openxmlformats.org/markup-compatibility/2006" xmlns:aink="http://schemas.microsoft.com/office/drawing/2016/ink" xmlns:am3d="http://schemas.microsoft.com/office/drawing/2017/model3d" xmlns:o="urn:schemas-microsoft-com:office:office" xmlns:oel="http://schemas.microsoft.com/office/2019/extlst" xmlns:r="http://schemas.openxmlformats.org/officeDocument/2006/relationships" xmlns:m="http://schemas.openxmlformats.org/officeDocument/2006/math" xmlns:v="urn:schemas-microsoft-com:vml" xmlns:wp14="http://schemas.microsoft.com/office/word/2010/wordprocessingDrawing" xmlns:wp="http://schemas.openxmlformats.org/drawingml/2006/wordprocessingDrawing" xmlns:w10="urn:schemas-microsoft-com:office:word" xmlns:w="http://schemas.openxmlformats.org/wordprocessingml/2006/main" xmlns:w14="http://schemas.microsoft.com/office/word/2010/wordml" xmlns:w15="http://schemas.microsoft.com/office/word/2012/wordml" xmlns:w16cei="http://schemas.microsoft.com/office/word/2026/wordml/cei" xmlns:w16cex="http://schemas.microsoft.com/office/word/2018/wordml/cex" xmlns:w16cid="http://schemas.microsoft.com/office/word/2016/wordml/cid" xmlns:w16="http://schemas.microsoft.com/office/word/2018/wordml" xmlns:w16du="http://schemas.microsoft.com/office/word/2023/wordml/word16du" xmlns:w16sdtdh="http://schemas.microsoft.com/office/word/2020/wordml/sdtdatahash" xmlns:w16sdtfl="http://schemas.microsoft.com/office/word/2024/wordml/sdtformatlock" xmlns:w16se="http://schemas.microsoft.com/office/word/2015/wordml/symex" xmlns:wpg="http://schemas.microsoft.com/office/word/2010/wordprocessingGroup" xmlns:wpi="http://schemas.microsoft.com/office/word/2010/wordprocessingInk" xmlns:wne="http://schemas.microsoft.com/office/word/2006/wordml" xmlns:wps="http://schemas.microsoft.com/office/word/2010/wordprocessingShape" mc:Ignorable="w14 w15 w16se w16cid w16 w16cex w16sdtdh w16sdtfl w16du wp14">
+<w:endnotes xmlns:wpc="http://schemas.microsoft.com/office/word/2010/wordprocessingCanvas" xmlns:cx="http://schemas.microsoft.com/office/drawing/2014/chartex" xmlns:cx1="http://schemas.microsoft.com/office/drawing/2015/9/8/chartex" xmlns:cx2="http://schemas.microsoft.com/office/drawing/2015/10/21/chartex" xmlns:cx3="http://schemas.microsoft.com/office/drawing/2016/5/9/chartex" xmlns:cx4="http://schemas.microsoft.com/office/drawing/2016/5/10/chartex" xmlns:cx5="http://schemas.microsoft.com/office/drawing/2016/5/11/chartex" xmlns:cx6="http://schemas.microsoft.com/office/drawing/2016/5/12/chartex" xmlns:cx7="http://schemas.microsoft.com/office/drawing/2016/5/13/chartex" xmlns:cx8="http://schemas.microsoft.com/office/drawing/2016/5/14/chartex" xmlns:mc="http://schemas.openxmlformats.org/markup-compatibility/2006" xmlns:aink="http://schemas.microsoft.com/office/drawing/2016/ink" xmlns:am3d="http://schemas.microsoft.com/office/drawing/2017/model3d" xmlns:o="urn:schemas-microsoft-com:office:office" xmlns:oel="http://schemas.microsoft.com/office/2019/extlst" xmlns:r="http://schemas.openxmlformats.org/officeDocument/2006/relationships" xmlns:m="http://schemas.openxmlformats.org/officeDocument/2006/math" xmlns:v="urn:schemas-microsoft-com:vml" xmlns:wp14="http://schemas.microsoft.com/office/word/2010/wordprocessingDrawing" xmlns:wp="http://schemas.openxmlformats.org/drawingml/2006/wordprocessingDrawing" xmlns:w10="urn:schemas-microsoft-com:office:word" xmlns:w="http://schemas.openxmlformats.org/wordprocessingml/2006/main" xmlns:w14="http://schemas.microsoft.com/office/word/2010/wordml" xmlns:w15="http://schemas.microsoft.com/office/word/2012/wordml" xmlns:w16cex="http://schemas.microsoft.com/office/word/2018/wordml/cex" xmlns:w16cid="http://schemas.microsoft.com/office/word/2016/wordml/cid" xmlns:w16="http://schemas.microsoft.com/office/word/2018/wordml" xmlns:w16du="http://schemas.microsoft.com/office/word/2023/wordml/word16du" xmlns:w16sdtdh="http://schemas.microsoft.com/office/word/2020/wordml/sdtdatahash" xmlns:w16sdtfl="http://schemas.microsoft.com/office/word/2024/wordml/sdtformatlock" xmlns:w16se="http://schemas.microsoft.com/office/word/2015/wordml/symex" xmlns:wpg="http://schemas.microsoft.com/office/word/2010/wordprocessingGroup" xmlns:wpi="http://schemas.microsoft.com/office/word/2010/wordprocessingInk" xmlns:wne="http://schemas.microsoft.com/office/word/2006/wordml" xmlns:wps="http://schemas.microsoft.com/office/word/2010/wordprocessingShape" mc:Ignorable="w14 w15 w16se w16cid w16 w16cex w16sdtdh w16sdtfl w16du wp14">
   <w:endnote w:type="separator" w:id="-1">
     <w:p>
       <w:pPr>
@@ -5651,7 +5846,7 @@
 </file>
 
 <file path=word/footer1.xml><?xml version="1.0" encoding="utf-8"?>
-<w:ftr xmlns:wpc="http://schemas.microsoft.com/office/word/2010/wordprocessingCanvas" xmlns:cx="http://schemas.microsoft.com/office/drawing/2014/chartex" xmlns:cx1="http://schemas.microsoft.com/office/drawing/2015/9/8/chartex" xmlns:cx2="http://schemas.microsoft.com/office/drawing/2015/10/21/chartex" xmlns:cx3="http://schemas.microsoft.com/office/drawing/2016/5/9/chartex" xmlns:cx4="http://schemas.microsoft.com/office/drawing/2016/5/10/chartex" xmlns:cx5="http://schemas.microsoft.com/office/drawing/2016/5/11/chartex" xmlns:cx6="http://schemas.microsoft.com/office/drawing/2016/5/12/chartex" xmlns:cx7="http://schemas.microsoft.com/office/drawing/2016/5/13/chartex" xmlns:cx8="http://schemas.microsoft.com/office/drawing/2016/5/14/chartex" xmlns:mc="http://schemas.openxmlformats.org/markup-compatibility/2006" xmlns:aink="http://schemas.microsoft.com/office/drawing/2016/ink" xmlns:am3d="http://schemas.microsoft.com/office/drawing/2017/model3d" xmlns:o="urn:schemas-microsoft-com:office:office" xmlns:oel="http://schemas.microsoft.com/office/2019/extlst" xmlns:r="http://schemas.openxmlformats.org/officeDocument/2006/relationships" xmlns:m="http://schemas.openxmlformats.org/officeDocument/2006/math" xmlns:v="urn:schemas-microsoft-com:vml" xmlns:wp14="http://schemas.microsoft.com/office/word/2010/wordprocessingDrawing" xmlns:wp="http://schemas.openxmlformats.org/drawingml/2006/wordprocessingDrawing" xmlns:w10="urn:schemas-microsoft-com:office:word" xmlns:w="http://schemas.openxmlformats.org/wordprocessingml/2006/main" xmlns:w14="http://schemas.microsoft.com/office/word/2010/wordml" xmlns:w15="http://schemas.microsoft.com/office/word/2012/wordml" xmlns:w16cei="http://schemas.microsoft.com/office/word/2026/wordml/cei" xmlns:w16cex="http://schemas.microsoft.com/office/word/2018/wordml/cex" xmlns:w16cid="http://schemas.microsoft.com/office/word/2016/wordml/cid" xmlns:w16="http://schemas.microsoft.com/office/word/2018/wordml" xmlns:w16du="http://schemas.microsoft.com/office/word/2023/wordml/word16du" xmlns:w16sdtdh="http://schemas.microsoft.com/office/word/2020/wordml/sdtdatahash" xmlns:w16sdtfl="http://schemas.microsoft.com/office/word/2024/wordml/sdtformatlock" xmlns:w16se="http://schemas.microsoft.com/office/word/2015/wordml/symex" xmlns:wpg="http://schemas.microsoft.com/office/word/2010/wordprocessingGroup" xmlns:wpi="http://schemas.microsoft.com/office/word/2010/wordprocessingInk" xmlns:wne="http://schemas.microsoft.com/office/word/2006/wordml" xmlns:wps="http://schemas.microsoft.com/office/word/2010/wordprocessingShape" mc:Ignorable="w14 w15 w16se w16cid w16 w16cex w16sdtdh w16sdtfl w16du wp14">
+<w:ftr xmlns:wpc="http://schemas.microsoft.com/office/word/2010/wordprocessingCanvas" xmlns:cx="http://schemas.microsoft.com/office/drawing/2014/chartex" xmlns:cx1="http://schemas.microsoft.com/office/drawing/2015/9/8/chartex" xmlns:cx2="http://schemas.microsoft.com/office/drawing/2015/10/21/chartex" xmlns:cx3="http://schemas.microsoft.com/office/drawing/2016/5/9/chartex" xmlns:cx4="http://schemas.microsoft.com/office/drawing/2016/5/10/chartex" xmlns:cx5="http://schemas.microsoft.com/office/drawing/2016/5/11/chartex" xmlns:cx6="http://schemas.microsoft.com/office/drawing/2016/5/12/chartex" xmlns:cx7="http://schemas.microsoft.com/office/drawing/2016/5/13/chartex" xmlns:cx8="http://schemas.microsoft.com/office/drawing/2016/5/14/chartex" xmlns:mc="http://schemas.openxmlformats.org/markup-compatibility/2006" xmlns:aink="http://schemas.microsoft.com/office/drawing/2016/ink" xmlns:am3d="http://schemas.microsoft.com/office/drawing/2017/model3d" xmlns:o="urn:schemas-microsoft-com:office:office" xmlns:oel="http://schemas.microsoft.com/office/2019/extlst" xmlns:r="http://schemas.openxmlformats.org/officeDocument/2006/relationships" xmlns:m="http://schemas.openxmlformats.org/officeDocument/2006/math" xmlns:v="urn:schemas-microsoft-com:vml" xmlns:wp14="http://schemas.microsoft.com/office/word/2010/wordprocessingDrawing" xmlns:wp="http://schemas.openxmlformats.org/drawingml/2006/wordprocessingDrawing" xmlns:w10="urn:schemas-microsoft-com:office:word" xmlns:w="http://schemas.openxmlformats.org/wordprocessingml/2006/main" xmlns:w14="http://schemas.microsoft.com/office/word/2010/wordml" xmlns:w15="http://schemas.microsoft.com/office/word/2012/wordml" xmlns:w16cex="http://schemas.microsoft.com/office/word/2018/wordml/cex" xmlns:w16cid="http://schemas.microsoft.com/office/word/2016/wordml/cid" xmlns:w16="http://schemas.microsoft.com/office/word/2018/wordml" xmlns:w16du="http://schemas.microsoft.com/office/word/2023/wordml/word16du" xmlns:w16sdtdh="http://schemas.microsoft.com/office/word/2020/wordml/sdtdatahash" xmlns:w16sdtfl="http://schemas.microsoft.com/office/word/2024/wordml/sdtformatlock" xmlns:w16se="http://schemas.microsoft.com/office/word/2015/wordml/symex" xmlns:wpg="http://schemas.microsoft.com/office/word/2010/wordprocessingGroup" xmlns:wpi="http://schemas.microsoft.com/office/word/2010/wordprocessingInk" xmlns:wne="http://schemas.microsoft.com/office/word/2006/wordml" xmlns:wps="http://schemas.microsoft.com/office/word/2010/wordprocessingShape" mc:Ignorable="w14 w15 w16se w16cid w16 w16cex w16sdtdh w16sdtfl w16du wp14">
   <w:sdt>
     <w:sdtPr>
       <w:id w:val="-1332908702"/>
@@ -5718,7 +5913,7 @@
 </file>
 
 <file path=word/footnotes.xml><?xml version="1.0" encoding="utf-8"?>
-<w:footnotes xmlns:wpc="http://schemas.microsoft.com/office/word/2010/wordprocessingCanvas" xmlns:cx="http://schemas.microsoft.com/office/drawing/2014/chartex" xmlns:cx1="http://schemas.microsoft.com/office/drawing/2015/9/8/chartex" xmlns:cx2="http://schemas.microsoft.com/office/drawing/2015/10/21/chartex" xmlns:cx3="http://schemas.microsoft.com/office/drawing/2016/5/9/chartex" xmlns:cx4="http://schemas.microsoft.com/office/drawing/2016/5/10/chartex" xmlns:cx5="http://schemas.microsoft.com/office/drawing/2016/5/11/chartex" xmlns:cx6="http://schemas.microsoft.com/office/drawing/2016/5/12/chartex" xmlns:cx7="http://schemas.microsoft.com/office/drawing/2016/5/13/chartex" xmlns:cx8="http://schemas.microsoft.com/office/drawing/2016/5/14/chartex" xmlns:mc="http://schemas.openxmlformats.org/markup-compatibility/2006" xmlns:aink="http://schemas.microsoft.com/office/drawing/2016/ink" xmlns:am3d="http://schemas.microsoft.com/office/drawing/2017/model3d" xmlns:o="urn:schemas-microsoft-com:office:office" xmlns:oel="http://schemas.microsoft.com/office/2019/extlst" xmlns:r="http://schemas.openxmlformats.org/officeDocument/2006/relationships" xmlns:m="http://schemas.openxmlformats.org/officeDocument/2006/math" xmlns:v="urn:schemas-microsoft-com:vml" xmlns:wp14="http://schemas.microsoft.com/office/word/2010/wordprocessingDrawing" xmlns:wp="http://schemas.openxmlformats.org/drawingml/2006/wordprocessingDrawing" xmlns:w10="urn:schemas-microsoft-com:office:word" xmlns:w="http://schemas.openxmlformats.org/wordprocessingml/2006/main" xmlns:w14="http://schemas.microsoft.com/office/word/2010/wordml" xmlns:w15="http://schemas.microsoft.com/office/word/2012/wordml" xmlns:w16cei="http://schemas.microsoft.com/office/word/2026/wordml/cei" xmlns:w16cex="http://schemas.microsoft.com/office/word/2018/wordml/cex" xmlns:w16cid="http://schemas.microsoft.com/office/word/2016/wordml/cid" xmlns:w16="http://schemas.microsoft.com/office/word/2018/wordml" xmlns:w16du="http://schemas.microsoft.com/office/word/2023/wordml/word16du" xmlns:w16sdtdh="http://schemas.microsoft.com/office/word/2020/wordml/sdtdatahash" xmlns:w16sdtfl="http://schemas.microsoft.com/office/word/2024/wordml/sdtformatlock" xmlns:w16se="http://schemas.microsoft.com/office/word/2015/wordml/symex" xmlns:wpg="http://schemas.microsoft.com/office/word/2010/wordprocessingGroup" xmlns:wpi="http://schemas.microsoft.com/office/word/2010/wordprocessingInk" xmlns:wne="http://schemas.microsoft.com/office/word/2006/wordml" xmlns:wps="http://schemas.microsoft.com/office/word/2010/wordprocessingShape" mc:Ignorable="w14 w15 w16se w16cid w16 w16cex w16sdtdh w16sdtfl w16du wp14">
+<w:footnotes xmlns:wpc="http://schemas.microsoft.com/office/word/2010/wordprocessingCanvas" xmlns:cx="http://schemas.microsoft.com/office/drawing/2014/chartex" xmlns:cx1="http://schemas.microsoft.com/office/drawing/2015/9/8/chartex" xmlns:cx2="http://schemas.microsoft.com/office/drawing/2015/10/21/chartex" xmlns:cx3="http://schemas.microsoft.com/office/drawing/2016/5/9/chartex" xmlns:cx4="http://schemas.microsoft.com/office/drawing/2016/5/10/chartex" xmlns:cx5="http://schemas.microsoft.com/office/drawing/2016/5/11/chartex" xmlns:cx6="http://schemas.microsoft.com/office/drawing/2016/5/12/chartex" xmlns:cx7="http://schemas.microsoft.com/office/drawing/2016/5/13/chartex" xmlns:cx8="http://schemas.microsoft.com/office/drawing/2016/5/14/chartex" xmlns:mc="http://schemas.openxmlformats.org/markup-compatibility/2006" xmlns:aink="http://schemas.microsoft.com/office/drawing/2016/ink" xmlns:am3d="http://schemas.microsoft.com/office/drawing/2017/model3d" xmlns:o="urn:schemas-microsoft-com:office:office" xmlns:oel="http://schemas.microsoft.com/office/2019/extlst" xmlns:r="http://schemas.openxmlformats.org/officeDocument/2006/relationships" xmlns:m="http://schemas.openxmlformats.org/officeDocument/2006/math" xmlns:v="urn:schemas-microsoft-com:vml" xmlns:wp14="http://schemas.microsoft.com/office/word/2010/wordprocessingDrawing" xmlns:wp="http://schemas.openxmlformats.org/drawingml/2006/wordprocessingDrawing" xmlns:w10="urn:schemas-microsoft-com:office:word" xmlns:w="http://schemas.openxmlformats.org/wordprocessingml/2006/main" xmlns:w14="http://schemas.microsoft.com/office/word/2010/wordml" xmlns:w15="http://schemas.microsoft.com/office/word/2012/wordml" xmlns:w16cex="http://schemas.microsoft.com/office/word/2018/wordml/cex" xmlns:w16cid="http://schemas.microsoft.com/office/word/2016/wordml/cid" xmlns:w16="http://schemas.microsoft.com/office/word/2018/wordml" xmlns:w16du="http://schemas.microsoft.com/office/word/2023/wordml/word16du" xmlns:w16sdtdh="http://schemas.microsoft.com/office/word/2020/wordml/sdtdatahash" xmlns:w16sdtfl="http://schemas.microsoft.com/office/word/2024/wordml/sdtformatlock" xmlns:w16se="http://schemas.microsoft.com/office/word/2015/wordml/symex" xmlns:wpg="http://schemas.microsoft.com/office/word/2010/wordprocessingGroup" xmlns:wpi="http://schemas.microsoft.com/office/word/2010/wordprocessingInk" xmlns:wne="http://schemas.microsoft.com/office/word/2006/wordml" xmlns:wps="http://schemas.microsoft.com/office/word/2010/wordprocessingShape" mc:Ignorable="w14 w15 w16se w16cid w16 w16cex w16sdtdh w16sdtfl w16du wp14">
   <w:footnote w:type="separator" w:id="-1">
     <w:p>
       <w:pPr>
@@ -5743,7 +5938,7 @@
 </file>
 
 <file path=word/numbering.xml><?xml version="1.0" encoding="utf-8"?>
-<w:numbering xmlns:wpc="http://schemas.microsoft.com/office/word/2010/wordprocessingCanvas" xmlns:cx="http://schemas.microsoft.com/office/drawing/2014/chartex" xmlns:cx1="http://schemas.microsoft.com/office/drawing/2015/9/8/chartex" xmlns:cx2="http://schemas.microsoft.com/office/drawing/2015/10/21/chartex" xmlns:cx3="http://schemas.microsoft.com/office/drawing/2016/5/9/chartex" xmlns:cx4="http://schemas.microsoft.com/office/drawing/2016/5/10/chartex" xmlns:cx5="http://schemas.microsoft.com/office/drawing/2016/5/11/chartex" xmlns:cx6="http://schemas.microsoft.com/office/drawing/2016/5/12/chartex" xmlns:cx7="http://schemas.microsoft.com/office/drawing/2016/5/13/chartex" xmlns:cx8="http://schemas.microsoft.com/office/drawing/2016/5/14/chartex" xmlns:mc="http://schemas.openxmlformats.org/markup-compatibility/2006" xmlns:aink="http://schemas.microsoft.com/office/drawing/2016/ink" xmlns:am3d="http://schemas.microsoft.com/office/drawing/2017/model3d" xmlns:o="urn:schemas-microsoft-com:office:office" xmlns:oel="http://schemas.microsoft.com/office/2019/extlst" xmlns:r="http://schemas.openxmlformats.org/officeDocument/2006/relationships" xmlns:m="http://schemas.openxmlformats.org/officeDocument/2006/math" xmlns:v="urn:schemas-microsoft-com:vml" xmlns:wp14="http://schemas.microsoft.com/office/word/2010/wordprocessingDrawing" xmlns:wp="http://schemas.openxmlformats.org/drawingml/2006/wordprocessingDrawing" xmlns:w10="urn:schemas-microsoft-com:office:word" xmlns:w="http://schemas.openxmlformats.org/wordprocessingml/2006/main" xmlns:w14="http://schemas.microsoft.com/office/word/2010/wordml" xmlns:w15="http://schemas.microsoft.com/office/word/2012/wordml" xmlns:w16cei="http://schemas.microsoft.com/office/word/2026/wordml/cei" xmlns:w16cex="http://schemas.microsoft.com/office/word/2018/wordml/cex" xmlns:w16cid="http://schemas.microsoft.com/office/word/2016/wordml/cid" xmlns:w16="http://schemas.microsoft.com/office/word/2018/wordml" xmlns:w16du="http://schemas.microsoft.com/office/word/2023/wordml/word16du" xmlns:w16sdtdh="http://schemas.microsoft.com/office/word/2020/wordml/sdtdatahash" xmlns:w16sdtfl="http://schemas.microsoft.com/office/word/2024/wordml/sdtformatlock" xmlns:w16se="http://schemas.microsoft.com/office/word/2015/wordml/symex" xmlns:wpg="http://schemas.microsoft.com/office/word/2010/wordprocessingGroup" xmlns:wpi="http://schemas.microsoft.com/office/word/2010/wordprocessingInk" xmlns:wne="http://schemas.microsoft.com/office/word/2006/wordml" xmlns:wps="http://schemas.microsoft.com/office/word/2010/wordprocessingShape" mc:Ignorable="w14 w15 w16se w16cid w16 w16cex w16sdtdh w16sdtfl w16du wp14">
+<w:numbering xmlns:wpc="http://schemas.microsoft.com/office/word/2010/wordprocessingCanvas" xmlns:cx="http://schemas.microsoft.com/office/drawing/2014/chartex" xmlns:cx1="http://schemas.microsoft.com/office/drawing/2015/9/8/chartex" xmlns:cx2="http://schemas.microsoft.com/office/drawing/2015/10/21/chartex" xmlns:cx3="http://schemas.microsoft.com/office/drawing/2016/5/9/chartex" xmlns:cx4="http://schemas.microsoft.com/office/drawing/2016/5/10/chartex" xmlns:cx5="http://schemas.microsoft.com/office/drawing/2016/5/11/chartex" xmlns:cx6="http://schemas.microsoft.com/office/drawing/2016/5/12/chartex" xmlns:cx7="http://schemas.microsoft.com/office/drawing/2016/5/13/chartex" xmlns:cx8="http://schemas.microsoft.com/office/drawing/2016/5/14/chartex" xmlns:mc="http://schemas.openxmlformats.org/markup-compatibility/2006" xmlns:aink="http://schemas.microsoft.com/office/drawing/2016/ink" xmlns:am3d="http://schemas.microsoft.com/office/drawing/2017/model3d" xmlns:o="urn:schemas-microsoft-com:office:office" xmlns:oel="http://schemas.microsoft.com/office/2019/extlst" xmlns:r="http://schemas.openxmlformats.org/officeDocument/2006/relationships" xmlns:m="http://schemas.openxmlformats.org/officeDocument/2006/math" xmlns:v="urn:schemas-microsoft-com:vml" xmlns:wp14="http://schemas.microsoft.com/office/word/2010/wordprocessingDrawing" xmlns:wp="http://schemas.openxmlformats.org/drawingml/2006/wordprocessingDrawing" xmlns:w10="urn:schemas-microsoft-com:office:word" xmlns:w="http://schemas.openxmlformats.org/wordprocessingml/2006/main" xmlns:w14="http://schemas.microsoft.com/office/word/2010/wordml" xmlns:w15="http://schemas.microsoft.com/office/word/2012/wordml" xmlns:w16cex="http://schemas.microsoft.com/office/word/2018/wordml/cex" xmlns:w16cid="http://schemas.microsoft.com/office/word/2016/wordml/cid" xmlns:w16="http://schemas.microsoft.com/office/word/2018/wordml" xmlns:w16du="http://schemas.microsoft.com/office/word/2023/wordml/word16du" xmlns:w16sdtdh="http://schemas.microsoft.com/office/word/2020/wordml/sdtdatahash" xmlns:w16sdtfl="http://schemas.microsoft.com/office/word/2024/wordml/sdtformatlock" xmlns:w16se="http://schemas.microsoft.com/office/word/2015/wordml/symex" xmlns:wpg="http://schemas.microsoft.com/office/word/2010/wordprocessingGroup" xmlns:wpi="http://schemas.microsoft.com/office/word/2010/wordprocessingInk" xmlns:wne="http://schemas.microsoft.com/office/word/2006/wordml" xmlns:wps="http://schemas.microsoft.com/office/word/2010/wordprocessingShape" mc:Ignorable="w14 w15 w16se w16cid w16 w16cex w16sdtdh w16sdtfl w16du wp14">
   <w:abstractNum w:abstractNumId="0" w15:restartNumberingAfterBreak="0">
     <w:nsid w:val="098F6493"/>
     <w:multiLevelType w:val="multilevel"/>
